--- a/Q5.docx
+++ b/Q5.docx
@@ -23,7 +23,7 @@
           <w:b w:val="0"/>
           <w:sz w:val="18"/>
         </w:rPr>
-        <w:t>AK Furs · итоги сверки данных</w:t>
+        <w:t>AK Furs · итоги сверки данных · 22.10.2026</w:t>
       </w:r>
     </w:p>
     <w:p>
@@ -151,7 +151,7 @@
           <w:b w:val="0"/>
           <w:sz w:val="18"/>
         </w:rPr>
-        <w:t>AK Furs · ответ менеджера</w:t>
+        <w:t>AK Furs · ответ менеджера · 22.10.2026</w:t>
       </w:r>
     </w:p>
     <w:p>
@@ -162,42 +162,7 @@
         <w:rPr>
           <w:b w:val="0"/>
         </w:rPr>
-        <w:t xml:space="preserve">Здравствуйте! </w:t>
-      </w:r>
-      <w:r>
-        <w:rPr>
-          <w:rFonts w:ascii="Segoe UI Emoji" w:hAnsi="Segoe UI Emoji"/>
-          <w:b w:val="0"/>
-        </w:rPr>
-        <w:t>🧥</w:t>
-      </w:r>
-      <w:r>
-        <w:rPr>
-          <w:b w:val="0"/>
-        </w:rPr>
-        <w:t xml:space="preserve"> Спасибо, что уточнили. Начну с цены.</w:t>
-      </w:r>
-    </w:p>
-    <w:p>
-      <w:pPr>
-        <w:spacing w:after="120" w:before="0"/>
-      </w:pPr>
-      <w:r>
-        <w:rPr>
-          <w:b w:val="0"/>
-        </w:rPr>
-        <w:t>Жилет из натурального соболя — 252 000 ₽. С учётом скидки 10% для вас он составляет 226 800 ₽.</w:t>
-      </w:r>
-    </w:p>
-    <w:p>
-      <w:pPr>
-        <w:spacing w:after="120" w:before="0"/>
-      </w:pPr>
-      <w:r>
-        <w:rPr>
-          <w:b w:val="0"/>
-        </w:rPr>
-        <w:t xml:space="preserve">Если захотите сравнить, подберу 2–3 модели в близком бюджете </w:t>
+        <w:t xml:space="preserve">Здравствуйте! Спасибо за ваш интерес к нашей модели </w:t>
       </w:r>
       <w:r>
         <w:rPr>
@@ -215,7 +180,42 @@
         <w:rPr>
           <w:b w:val="0"/>
         </w:rPr>
-        <w:t xml:space="preserve">И с удовольствием приглашу вас на примерку: покажу жилет при дневном свете. Работаем ежедневно с 10 до 21 — назовите удобный день, я забронирую время </w:t>
+        <w:t>Жилет из натурального соболя стоит 252 000 ₽. С учётом вашей скидки 10% стоимость составит 226 800 ₽.</w:t>
+      </w:r>
+    </w:p>
+    <w:p>
+      <w:pPr>
+        <w:spacing w:after="120" w:before="0"/>
+      </w:pPr>
+      <w:r>
+        <w:rPr>
+          <w:b w:val="0"/>
+        </w:rPr>
+        <w:t>Если вам будет удобно, я могу также подобрать несколько моделей в сопоставимом бюджете, чтобы вы могли сравнить варианты.</w:t>
+      </w:r>
+    </w:p>
+    <w:p>
+      <w:pPr>
+        <w:spacing w:after="120" w:before="0"/>
+      </w:pPr>
+      <w:r>
+        <w:rPr>
+          <w:b w:val="0"/>
+        </w:rPr>
+        <w:t xml:space="preserve">Будем рады видеть вас на примерке </w:t>
+      </w:r>
+      <w:r>
+        <w:rPr>
+          <w:rFonts w:ascii="Segoe UI Emoji" w:hAnsi="Segoe UI Emoji"/>
+          <w:b w:val="0"/>
+        </w:rPr>
+        <w:t>🤍</w:t>
+      </w:r>
+      <w:r>
+        <w:rPr>
+          <w:b w:val="0"/>
+        </w:rPr>
+        <w:t xml:space="preserve"> Вживую вы сможете оценить оттенок меха и фактуру изделия при дневном свете. Мы работаем ежедневно с 10:00 до 21:00. Подскажите, пожалуйста, в какой день вам было бы удобно приехать, и я помогу согласовать время визита </w:t>
       </w:r>
       <w:r>
         <w:rPr>

--- a/Q5.docx
+++ b/Q5.docx
@@ -67,7 +67,7 @@
         <w:rPr>
           <w:b w:val="0"/>
         </w:rPr>
-        <w:t>1. В данных 125 лишних строк — 8% выгрузки. После очистки остаётся 1000 заказов и 1368 позиций. Если строить отчёты по сырым данным, объём завышается, а у 68 заказов статус в дублях различается.</w:t>
+        <w:t>1. В данных 125 лишних строк — 8% выгрузки. После очистки остаётся 1000 заказов и 1368 позиций. Если строить отчёты по сырым данным, объём завышается, а статус различается в 70 группах дублей, которые относятся к 68 заказам.</w:t>
       </w:r>
     </w:p>
     <w:p>
@@ -78,7 +78,7 @@
         <w:rPr>
           <w:b w:val="0"/>
         </w:rPr>
-        <w:t>2. Деньги сходятся не полностью. 9 заказов со статусом «Оплачен» не имеют ни одного поступления. Ещё 16 поступлений на 3,44 млн ₽ — это 1,3% от 258,3 млн ₽ — не привязаны к заказу: в назначении нет корректного номера.</w:t>
+        <w:t>2. Деньги сходятся не полностью. 9 заказов со статусом «Оплачен» не имеют ни одного поступления. Ещё 16 поступлений на 3,44 млн ₽ — это 1,3% от всех поступлений (258,3 млн ₽) — не привязаны к заказу: в назначении нет корректного номера.</w:t>
       </w:r>
     </w:p>
     <w:p>

--- a/Q5.docx
+++ b/Q5.docx
@@ -23,7 +23,7 @@
           <w:b w:val="0"/>
           <w:sz w:val="18"/>
         </w:rPr>
-        <w:t>AK Furs · итоги сверки данных · 22.10.2026</w:t>
+        <w:t>AK Furs · итоги сверки данных · 23.10.2026</w:t>
       </w:r>
     </w:p>
     <w:p>
@@ -151,7 +151,7 @@
           <w:b w:val="0"/>
           <w:sz w:val="18"/>
         </w:rPr>
-        <w:t>AK Furs · ответ менеджера · 22.10.2026</w:t>
+        <w:t>AK Furs · ответ менеджера · 23.10.2026</w:t>
       </w:r>
     </w:p>
     <w:p>
@@ -202,27 +202,7 @@
         <w:rPr>
           <w:b w:val="0"/>
         </w:rPr>
-        <w:t xml:space="preserve">Будем рады видеть вас на примерке </w:t>
-      </w:r>
-      <w:r>
-        <w:rPr>
-          <w:rFonts w:ascii="Segoe UI Emoji" w:hAnsi="Segoe UI Emoji"/>
-          <w:b w:val="0"/>
-        </w:rPr>
-        <w:t>🤍</w:t>
-      </w:r>
-      <w:r>
-        <w:rPr>
-          <w:b w:val="0"/>
-        </w:rPr>
-        <w:t xml:space="preserve"> Вживую вы сможете оценить оттенок меха и фактуру изделия при дневном свете. Мы работаем ежедневно с 10:00 до 21:00. Подскажите, пожалуйста, в какой день вам было бы удобно приехать, и я помогу согласовать время визита </w:t>
-      </w:r>
-      <w:r>
-        <w:rPr>
-          <w:rFonts w:ascii="Segoe UI Emoji" w:hAnsi="Segoe UI Emoji"/>
-          <w:b w:val="0"/>
-        </w:rPr>
-        <w:t>📅</w:t>
+        <w:t>Будем рады видеть вас на примерке. Вживую вы сможете оценить оттенок меха и фактуру изделия при дневном свете. Мы работаем ежедневно с 10:00 до 21:00. Подскажите, пожалуйста, в какой день вам было бы удобно приехать, и я помогу согласовать время визита.</w:t>
       </w:r>
     </w:p>
     <w:sectPr>

--- a/Q5.docx
+++ b/Q5.docx
@@ -162,14 +162,13 @@
         <w:rPr>
           <w:b w:val="0"/>
         </w:rPr>
-        <w:t xml:space="preserve">Здравствуйте! Спасибо за ваш интерес к нашей модели </w:t>
+        <w:t>Здравствуйте! Конечно, понимаю: не хочется ехать, не зная бюджета.</w:t>
       </w:r>
       <w:r>
         <w:rPr>
           <w:rFonts w:ascii="Segoe UI Emoji" w:hAnsi="Segoe UI Emoji"/>
           <w:b w:val="0"/>
         </w:rPr>
-        <w:t>✨</w:t>
       </w:r>
     </w:p>
     <w:p>
@@ -180,7 +179,7 @@
         <w:rPr>
           <w:b w:val="0"/>
         </w:rPr>
-        <w:t>Жилет из натурального соболя стоит 252 000 ₽. С учётом вашей скидки 10% стоимость составит 226 800 ₽.</w:t>
+        <w:t>По имеющимся данным, жилет из натурального соболя стоит 252 000 ₽; в записи указана скидка 10%, итог — 226 800 ₽.</w:t>
       </w:r>
     </w:p>
     <w:p>
@@ -191,7 +190,7 @@
         <w:rPr>
           <w:b w:val="0"/>
         </w:rPr>
-        <w:t>Если вам будет удобно, я могу также подобрать несколько моделей в сопоставимом бюджете, чтобы вы могли сравнить варианты.</w:t>
+        <w:t>Я дополнительно проверю актуальность цены, скидки и наличие до вашего визита. Если стоимость вам подходит, с удовольствием подберу удобное время примерки.</w:t>
       </w:r>
     </w:p>
     <w:p>
@@ -202,7 +201,6 @@
         <w:rPr>
           <w:b w:val="0"/>
         </w:rPr>
-        <w:t>Будем рады видеть вас на примерке. Вживую вы сможете оценить оттенок меха и фактуру изделия при дневном свете. Мы работаем ежедневно с 10:00 до 21:00. Подскажите, пожалуйста, в какой день вам было бы удобно приехать, и я помогу согласовать время визита.</w:t>
       </w:r>
     </w:p>
     <w:sectPr>

--- a/Q5.docx
+++ b/Q5.docx
@@ -4,23 +4,37 @@
   <w:body>
     <w:p>
       <w:pPr>
-        <w:spacing w:after="40"/>
+        <w:keepNext/>
+        <w:pageBreakBefore w:val="0"/>
+        <w:spacing w:after="140" w:line="259" w:lineRule="auto" w:before="0"/>
+        <w:ind w:left="0" w:firstLine="0"/>
+        <w:jc w:val="left"/>
       </w:pPr>
       <w:r>
         <w:rPr>
+          <w:rFonts w:ascii="Arial" w:hAnsi="Arial" w:eastAsia="Arial" w:cs="Arial"/>
           <w:b/>
-          <w:sz w:val="32"/>
+          <w:i w:val="0"/>
+          <w:color w:val="2F2B26"/>
+          <w:sz w:val="30"/>
         </w:rPr>
         <w:t>Записка руководителю</w:t>
       </w:r>
     </w:p>
     <w:p>
       <w:pPr>
-        <w:spacing w:after="280" w:before="0"/>
+        <w:keepNext/>
+        <w:pageBreakBefore w:val="0"/>
+        <w:spacing w:after="220" w:before="0" w:line="259" w:lineRule="auto"/>
+        <w:ind w:left="0" w:firstLine="0"/>
+        <w:jc w:val="left"/>
       </w:pPr>
       <w:r>
         <w:rPr>
+          <w:rFonts w:ascii="Arial" w:hAnsi="Arial" w:eastAsia="Arial" w:cs="Arial"/>
           <w:b w:val="0"/>
+          <w:i/>
+          <w:color w:val="706D68"/>
           <w:sz w:val="18"/>
         </w:rPr>
         <w:t>AK Furs · итоги сверки данных · 23.10.2026</w:t>
@@ -28,127 +42,226 @@
     </w:p>
     <w:p>
       <w:pPr>
-        <w:spacing w:after="200"/>
+        <w:keepNext/>
+        <w:pageBreakBefore w:val="0"/>
+        <w:spacing w:after="160" w:line="259" w:lineRule="auto" w:before="0"/>
+        <w:ind w:left="0" w:firstLine="0"/>
+        <w:jc w:val="left"/>
       </w:pPr>
       <w:r>
         <w:rPr>
+          <w:rFonts w:ascii="Arial" w:hAnsi="Arial" w:eastAsia="Arial" w:cs="Arial"/>
           <w:b/>
+          <w:i w:val="0"/>
+          <w:color w:val="7D6646"/>
+          <w:sz w:val="22"/>
         </w:rPr>
         <w:t>Тема: что показала сверка CRM, банка и цен</w:t>
       </w:r>
     </w:p>
     <w:p>
       <w:pPr>
-        <w:spacing w:after="120" w:before="0"/>
+        <w:keepNext w:val="0"/>
+        <w:pageBreakBefore w:val="0"/>
+        <w:spacing w:after="100" w:before="0" w:line="259" w:lineRule="auto"/>
+        <w:ind w:left="0" w:firstLine="0"/>
+        <w:jc w:val="left"/>
       </w:pPr>
       <w:r>
         <w:rPr>
+          <w:rFonts w:ascii="Arial" w:hAnsi="Arial" w:eastAsia="Arial" w:cs="Arial"/>
           <w:b w:val="0"/>
+          <w:i w:val="0"/>
+          <w:color w:val="302F2D"/>
+          <w:sz w:val="21"/>
         </w:rPr>
         <w:t>Добрый день!</w:t>
       </w:r>
     </w:p>
     <w:p>
       <w:pPr>
-        <w:spacing w:after="120" w:before="0"/>
+        <w:keepNext w:val="0"/>
+        <w:pageBreakBefore w:val="0"/>
+        <w:spacing w:after="100" w:before="0" w:line="259" w:lineRule="auto"/>
+        <w:ind w:left="0" w:firstLine="0"/>
+        <w:jc w:val="left"/>
       </w:pPr>
       <w:r>
         <w:rPr>
+          <w:rFonts w:ascii="Arial" w:hAnsi="Arial" w:eastAsia="Arial" w:cs="Arial"/>
           <w:b w:val="0"/>
+          <w:i w:val="0"/>
+          <w:color w:val="302F2D"/>
+          <w:sz w:val="21"/>
         </w:rPr>
         <w:t>Проверили 1493 строки заказов, банковские поступления, историю цен и 150 переписок. Три главных вывода.</w:t>
       </w:r>
     </w:p>
     <w:p>
       <w:pPr>
-        <w:spacing w:after="120" w:before="0"/>
+        <w:keepNext w:val="0"/>
+        <w:pageBreakBefore w:val="0"/>
+        <w:spacing w:after="100" w:before="0" w:line="259" w:lineRule="auto"/>
+        <w:ind w:left="255" w:hanging="255"/>
+        <w:jc w:val="left"/>
       </w:pPr>
       <w:r>
         <w:rPr>
+          <w:rFonts w:ascii="Arial" w:hAnsi="Arial" w:eastAsia="Arial" w:cs="Arial"/>
           <w:b w:val="0"/>
+          <w:i w:val="0"/>
+          <w:color w:val="302F2D"/>
+          <w:sz w:val="21"/>
         </w:rPr>
-        <w:t>1. В данных 125 лишних строк — 8% выгрузки. После очистки остаётся 1000 заказов и 1368 позиций. Если строить отчёты по сырым данным, объём завышается, а статус различается в 70 группах дублей, которые относятся к 68 заказам.</w:t>
+        <w:t>1. В данных 125 лишних строк — 8% выгрузки. После очистки остаётся 1000 заказов и 1368 позиций. Статус различается в 70 группах дублей, относящихся к 68 заказам.</w:t>
       </w:r>
     </w:p>
     <w:p>
       <w:pPr>
-        <w:spacing w:after="120" w:before="0"/>
+        <w:keepNext w:val="0"/>
+        <w:pageBreakBefore w:val="0"/>
+        <w:spacing w:after="100" w:before="0" w:line="259" w:lineRule="auto"/>
+        <w:ind w:left="255" w:hanging="255"/>
+        <w:jc w:val="left"/>
       </w:pPr>
       <w:r>
         <w:rPr>
+          <w:rFonts w:ascii="Arial" w:hAnsi="Arial" w:eastAsia="Arial" w:cs="Arial"/>
           <w:b w:val="0"/>
+          <w:i w:val="0"/>
+          <w:color w:val="302F2D"/>
+          <w:sz w:val="21"/>
         </w:rPr>
-        <w:t>2. Деньги сходятся не полностью. 9 заказов со статусом «Оплачен» не имеют ни одного поступления. Ещё 16 поступлений на 3,44 млн ₽ — это 1,3% от всех поступлений (258,3 млн ₽) — не привязаны к заказу: в назначении нет корректного номера.</w:t>
+        <w:t>2. Деньги сходятся не полностью. 9 заказов со статусом «Оплачен» не имеют поступлений. 16 поступлений на 3,44 млн ₽ (1,3% от всех поступлений, 258,3 млн ₽) не привязаны к заказу.</w:t>
       </w:r>
     </w:p>
     <w:p>
       <w:pPr>
-        <w:spacing w:after="120" w:before="0"/>
+        <w:keepNext w:val="0"/>
+        <w:pageBreakBefore w:val="0"/>
+        <w:spacing w:after="100" w:before="0" w:line="259" w:lineRule="auto"/>
+        <w:ind w:left="255" w:hanging="255"/>
+        <w:jc w:val="left"/>
       </w:pPr>
       <w:r>
         <w:rPr>
+          <w:rFonts w:ascii="Arial" w:hAnsi="Arial" w:eastAsia="Arial" w:cs="Arial"/>
           <w:b w:val="0"/>
+          <w:i w:val="0"/>
+          <w:color w:val="302F2D"/>
+          <w:sz w:val="21"/>
         </w:rPr>
-        <w:t>3. 68 позиций проданы ниже минимально допустимой цены. 42 из них — у Полины Орловой (уволилась 31.03.2026), ещё 17 — у Ольги Ершовой, 5 — у Алины Сергеевой, 4 — у Вероники Беловой.</w:t>
+        <w:t>3. 68 позиций проданы ниже минимально допустимой цены. 42 из них — Полина Орлова (уволилась 31.03.2026), ещё 17 — Ольга Ершова, 5 — Алина Сергеева, 4 — Вероника Белова.</w:t>
       </w:r>
     </w:p>
     <w:p>
       <w:pPr>
-        <w:spacing w:after="80" w:before="120"/>
+        <w:keepNext/>
+        <w:pageBreakBefore w:val="0"/>
+        <w:spacing w:after="80" w:before="120" w:line="259" w:lineRule="auto"/>
+        <w:ind w:left="0" w:firstLine="0"/>
+        <w:jc w:val="left"/>
       </w:pPr>
       <w:r>
         <w:rPr>
+          <w:rFonts w:ascii="Arial" w:hAnsi="Arial" w:eastAsia="Arial" w:cs="Arial"/>
           <w:b/>
+          <w:i w:val="0"/>
+          <w:color w:val="7D6646"/>
+          <w:sz w:val="22"/>
         </w:rPr>
         <w:t>Что предлагаю.</w:t>
       </w:r>
     </w:p>
     <w:p>
       <w:pPr>
-        <w:spacing w:after="120" w:before="0"/>
+        <w:keepNext w:val="0"/>
+        <w:pageBreakBefore w:val="0"/>
+        <w:spacing w:after="100" w:before="0" w:line="259" w:lineRule="auto"/>
+        <w:ind w:left="255" w:hanging="255"/>
+        <w:jc w:val="left"/>
       </w:pPr>
       <w:r>
         <w:rPr>
+          <w:rFonts w:ascii="Arial" w:hAnsi="Arial" w:eastAsia="Arial" w:cs="Arial"/>
           <w:b w:val="0"/>
+          <w:i w:val="0"/>
+          <w:color w:val="302F2D"/>
+          <w:sz w:val="21"/>
         </w:rPr>
-        <w:t>1. Сделать номер заказа обязательным в назначении платежа и раз в неделю сверять «заказ ↔ поступление». Это позволит разобрать 9 расхождений и не терять новые платежи.</w:t>
+        <w:t>1. Сделать номер заказа обязательным в назначении платежа и раз в неделю сверять «заказ ↔ поступление»; это поможет разобрать текущие расхождения и не терять новые платежи.</w:t>
       </w:r>
     </w:p>
     <w:p>
       <w:pPr>
-        <w:spacing w:after="120" w:before="0"/>
+        <w:keepNext w:val="0"/>
+        <w:pageBreakBefore w:val="0"/>
+        <w:spacing w:after="100" w:before="0" w:line="259" w:lineRule="auto"/>
+        <w:ind w:left="255" w:hanging="255"/>
+        <w:jc w:val="left"/>
       </w:pPr>
       <w:r>
         <w:rPr>
+          <w:rFonts w:ascii="Arial" w:hAnsi="Arial" w:eastAsia="Arial" w:cs="Arial"/>
           <w:b w:val="0"/>
+          <w:i w:val="0"/>
+          <w:color w:val="302F2D"/>
+          <w:sz w:val="21"/>
         </w:rPr>
-        <w:t>2. Запретить оформление ниже минимальной цены без подтверждения руководителя и отдельно проверить продажи за период работы Орловой. Параллельно закрепить правило «сначала цена, потом приглашение»: в 22 из 150 переписок порядок уже нарушен.</w:t>
-      </w:r>
-    </w:p>
-    <w:p>
-      <w:r>
-        <w:br w:type="page"/>
+        <w:t>2. Запретить оформление ниже минимальной цены без подтверждения руководителя и проверить продажи за период работы Полина Орлова. Закрепить правило «сначала цена, потом приглашение»: порядок нарушен в 22 из 150 переписок.</w:t>
       </w:r>
     </w:p>
     <w:p>
       <w:pPr>
-        <w:spacing w:after="40"/>
+        <w:keepNext w:val="0"/>
+        <w:pageBreakBefore w:val="0"/>
+        <w:spacing w:line="259" w:lineRule="auto" w:before="0" w:after="0"/>
+        <w:ind w:left="0" w:firstLine="0"/>
+        <w:jc w:val="left"/>
       </w:pPr>
       <w:r>
         <w:rPr>
+          <w:rFonts w:ascii="Arial" w:hAnsi="Arial" w:eastAsia="Arial" w:cs="Arial"/>
+          <w:b w:val="0"/>
+          <w:i w:val="0"/>
+          <w:color w:val="302F2D"/>
+          <w:sz w:val="21"/>
+        </w:rPr>
+      </w:r>
+    </w:p>
+    <w:p>
+      <w:pPr>
+        <w:keepNext/>
+        <w:pageBreakBefore/>
+        <w:spacing w:after="140" w:line="259" w:lineRule="auto" w:before="0"/>
+        <w:ind w:left="0" w:firstLine="0"/>
+        <w:jc w:val="left"/>
+      </w:pPr>
+      <w:r>
+        <w:rPr>
+          <w:rFonts w:ascii="Arial" w:hAnsi="Arial" w:eastAsia="Arial" w:cs="Arial"/>
           <w:b/>
-          <w:sz w:val="32"/>
+          <w:i w:val="0"/>
+          <w:color w:val="2F2B26"/>
+          <w:sz w:val="28"/>
         </w:rPr>
         <w:t>Ответ клиентке в чате C0010</w:t>
       </w:r>
     </w:p>
     <w:p>
       <w:pPr>
-        <w:spacing w:after="280" w:before="0"/>
+        <w:keepNext/>
+        <w:pageBreakBefore w:val="0"/>
+        <w:spacing w:after="220" w:before="0" w:line="259" w:lineRule="auto"/>
+        <w:ind w:left="0" w:firstLine="0"/>
+        <w:jc w:val="left"/>
       </w:pPr>
       <w:r>
         <w:rPr>
+          <w:rFonts w:ascii="Arial" w:hAnsi="Arial" w:eastAsia="Arial" w:cs="Arial"/>
           <w:b w:val="0"/>
+          <w:i/>
+          <w:color w:val="706D68"/>
           <w:sz w:val="18"/>
         </w:rPr>
         <w:t>AK Furs · ответ менеджера · 23.10.2026</w:t>
@@ -156,56 +269,83 @@
     </w:p>
     <w:p>
       <w:pPr>
-        <w:spacing w:after="120" w:before="0"/>
+        <w:keepNext w:val="0"/>
+        <w:pageBreakBefore w:val="0"/>
+        <w:spacing w:line="259" w:lineRule="auto" w:before="0" w:after="180"/>
+        <w:ind w:left="0" w:firstLine="0"/>
+        <w:jc w:val="left"/>
       </w:pPr>
       <w:r>
         <w:rPr>
+          <w:rFonts w:ascii="Arial" w:hAnsi="Arial" w:eastAsia="Arial" w:cs="Arial"/>
           <w:b w:val="0"/>
+          <w:i w:val="0"/>
+          <w:color w:val="302F2D"/>
+          <w:sz w:val="22"/>
         </w:rPr>
-        <w:t>Здравствуйте! Конечно, понимаю: не хочется ехать, не зная бюджета.</w:t>
-      </w:r>
-      <w:r>
-        <w:rPr>
-          <w:rFonts w:ascii="Segoe UI Emoji" w:hAnsi="Segoe UI Emoji"/>
-          <w:b w:val="0"/>
-        </w:rPr>
+        <w:t>Здравствуйте! Спасибо за ваш интерес к нашей модели ✨</w:t>
       </w:r>
     </w:p>
     <w:p>
       <w:pPr>
-        <w:spacing w:after="120" w:before="0"/>
+        <w:keepNext w:val="0"/>
+        <w:pageBreakBefore w:val="0"/>
+        <w:spacing w:line="259" w:lineRule="auto" w:before="0" w:after="180"/>
+        <w:ind w:left="0" w:firstLine="0"/>
+        <w:jc w:val="left"/>
       </w:pPr>
       <w:r>
         <w:rPr>
+          <w:rFonts w:ascii="Arial" w:hAnsi="Arial" w:eastAsia="Arial" w:cs="Arial"/>
           <w:b w:val="0"/>
+          <w:i w:val="0"/>
+          <w:color w:val="302F2D"/>
+          <w:sz w:val="22"/>
         </w:rPr>
-        <w:t>По имеющимся данным, жилет из натурального соболя стоит 252 000 ₽; в записи указана скидка 10%, итог — 226 800 ₽.</w:t>
+        <w:t>Жилет из натурального соболя стоит 252 000 ₽. С учётом вашей скидки 10% стоимость составит 226 800 ₽.</w:t>
       </w:r>
     </w:p>
     <w:p>
       <w:pPr>
-        <w:spacing w:after="120" w:before="0"/>
+        <w:keepNext w:val="0"/>
+        <w:pageBreakBefore w:val="0"/>
+        <w:spacing w:line="259" w:lineRule="auto" w:before="0" w:after="180"/>
+        <w:ind w:left="0" w:firstLine="0"/>
+        <w:jc w:val="left"/>
       </w:pPr>
       <w:r>
         <w:rPr>
+          <w:rFonts w:ascii="Arial" w:hAnsi="Arial" w:eastAsia="Arial" w:cs="Arial"/>
           <w:b w:val="0"/>
+          <w:i w:val="0"/>
+          <w:color w:val="302F2D"/>
+          <w:sz w:val="22"/>
         </w:rPr>
-        <w:t>Я дополнительно проверю актуальность цены, скидки и наличие до вашего визита. Если стоимость вам подходит, с удовольствием подберу удобное время примерки.</w:t>
+        <w:t>Будем рады пригласить вас на примерку: вживую вы сможете оценить оттенок меха и фактуру изделия при дневном свете. Мы работаем ежедневно с 10:00 до 21:00.</w:t>
       </w:r>
     </w:p>
     <w:p>
       <w:pPr>
-        <w:spacing w:after="120" w:before="0"/>
+        <w:keepNext w:val="0"/>
+        <w:pageBreakBefore w:val="0"/>
+        <w:spacing w:line="259" w:lineRule="auto" w:before="0" w:after="180"/>
+        <w:ind w:left="0" w:firstLine="0"/>
+        <w:jc w:val="left"/>
       </w:pPr>
       <w:r>
         <w:rPr>
+          <w:rFonts w:ascii="Arial" w:hAnsi="Arial" w:eastAsia="Arial" w:cs="Arial"/>
           <w:b w:val="0"/>
+          <w:i w:val="0"/>
+          <w:color w:val="302F2D"/>
+          <w:sz w:val="22"/>
         </w:rPr>
+        <w:t>Подскажите, пожалуйста, когда вам было бы удобно приехать? Я помогу согласовать время визита.</w:t>
       </w:r>
     </w:p>
     <w:sectPr>
-      <w:pgSz w:w="12240" w:h="15840"/>
-      <w:pgMar w:top="1134" w:right="1247" w:bottom="1134" w:left="1247" w:header="720" w:footer="720" w:gutter="0"/>
+      <w:pgSz w:w="11906" w:h="16838"/>
+      <w:pgMar w:top="1020" w:right="1134" w:bottom="1020" w:left="1134" w:header="454" w:footer="454" w:gutter="0"/>
       <w:cols w:space="720"/>
       <w:docGrid w:linePitch="360"/>
     </w:sectPr>
@@ -580,8 +720,9 @@
       <w:spacing w:after="120" w:line="276" w:lineRule="auto"/>
     </w:pPr>
     <w:rPr>
-      <w:rFonts w:ascii="Calibri" w:hAnsi="Calibri"/>
-      <w:sz w:val="22"/>
+      <w:rFonts w:ascii="Arial" w:hAnsi="Arial" w:eastAsia="Arial" w:cs="Arial"/>
+      <w:color w:val="302F2D"/>
+      <w:sz w:val="21"/>
     </w:rPr>
   </w:style>
   <w:style w:type="paragraph" w:styleId="Header">
